--- a/Dddd-Aga/D208-Apa.docx
+++ b/Dddd-Aga/D208-Apa.docx
@@ -308,7 +308,85 @@
           <w:szCs w:val="28"/>
           <w:lang w:val="el-GR" w:eastAsia="en-GB"/>
         </w:rPr>
-        <w:t>ὡς δὲ εἶδον αὐτὸν, ἠσπάσαντο αὐτὸν μετὰ πολλῆς χαρᾶς.</w:t>
+        <w:t>ὃ</w:t>
+      </w:r>
+      <w:r>
+        <w:rPr>
+          <w:rFonts w:ascii="Gentium" w:hAnsi="Gentium" w:cs="Gentium"/>
+          <w:i/>
+          <w:iCs/>
+          <w:noProof/>
+          <w:color w:val="1F497D" w:themeColor="text2"/>
+          <w:sz w:val="28"/>
+          <w:szCs w:val="28"/>
+          <w:lang w:val="el-GR" w:eastAsia="en-GB"/>
+        </w:rPr>
+        <w:t xml:space="preserve"> δὲ </w:t>
+      </w:r>
+      <w:r>
+        <w:rPr>
+          <w:rFonts w:ascii="Gentium" w:hAnsi="Gentium" w:cs="Gentium"/>
+          <w:i/>
+          <w:iCs/>
+          <w:noProof/>
+          <w:color w:val="1F497D" w:themeColor="text2"/>
+          <w:sz w:val="28"/>
+          <w:szCs w:val="28"/>
+          <w:lang w:val="el-GR" w:eastAsia="en-GB"/>
+        </w:rPr>
+        <w:t>ἰδὼν</w:t>
+      </w:r>
+      <w:r>
+        <w:rPr>
+          <w:rFonts w:ascii="Gentium" w:hAnsi="Gentium" w:cs="Gentium"/>
+          <w:i/>
+          <w:iCs/>
+          <w:noProof/>
+          <w:color w:val="1F497D" w:themeColor="text2"/>
+          <w:sz w:val="28"/>
+          <w:szCs w:val="28"/>
+          <w:lang w:val="el-GR" w:eastAsia="en-GB"/>
+        </w:rPr>
+        <w:t xml:space="preserve"> αὐτ</w:t>
+      </w:r>
+      <w:r>
+        <w:rPr>
+          <w:rFonts w:ascii="Gentium" w:hAnsi="Gentium" w:cs="Gentium"/>
+          <w:i/>
+          <w:iCs/>
+          <w:noProof/>
+          <w:color w:val="1F497D" w:themeColor="text2"/>
+          <w:sz w:val="28"/>
+          <w:szCs w:val="28"/>
+          <w:lang w:val="el-GR" w:eastAsia="en-GB"/>
+        </w:rPr>
+        <w:t>ού</w:t>
+      </w:r>
+      <w:r>
+        <w:rPr>
+          <w:rFonts w:ascii="Gentium" w:hAnsi="Gentium" w:cs="Gentium"/>
+          <w:i/>
+          <w:iCs/>
+          <w:noProof/>
+          <w:color w:val="1F497D" w:themeColor="text2"/>
+          <w:sz w:val="28"/>
+          <w:szCs w:val="28"/>
+          <w:lang w:val="el-GR" w:eastAsia="en-GB"/>
+        </w:rPr>
+        <w:t>ς</w:t>
+      </w:r>
+      <w:r>
+        <w:rPr>
+          <w:rFonts w:ascii="Gentium" w:hAnsi="Gentium" w:cs="Gentium"/>
+          <w:i/>
+          <w:iCs/>
+          <w:noProof/>
+          <w:color w:val="1F497D" w:themeColor="text2"/>
+          <w:sz w:val="28"/>
+          <w:szCs w:val="28"/>
+          <w:lang w:val="el-GR" w:eastAsia="en-GB"/>
+        </w:rPr>
+        <w:t>, ἠσπάσαντο αὐτὸν μετὰ πολλῆς χαρᾶς.</w:t>
       </w:r>
       <w:r>
         <w:rPr>
@@ -672,7 +750,46 @@
           <w:szCs w:val="28"/>
           <w:lang w:val="el-GR" w:eastAsia="en-GB"/>
         </w:rPr>
-        <w:t>ἀμὴν γὰρ λέγω ὑμῖν, κόπους ὑπομένετε καὶ θλίψεις πολλὰς ἐν τῷ κόσμῳ τούτῳ ὑπὲρ τῆς ἀνθρωπότητος· ἐν μιᾷ ὥρᾳ δὲ ἄνεσις ἐν τῇ βασιλείᾳ τοῦ πατρός μου.</w:t>
+        <w:t xml:space="preserve">ἀμὴν γὰρ λέγω ὑμῖν, κόπους ὑπομένετε καὶ θλίψεις πολλὰς ἐν τῷ κόσμῳ τούτῳ ὑπὲρ τῆς ἀνθρωπότητος· ἐν μιᾷ ὥρᾳ </w:t>
+      </w:r>
+      <w:r>
+        <w:rPr>
+          <w:rFonts w:ascii="Gentium" w:hAnsi="Gentium" w:cs="Gentium"/>
+          <w:i/>
+          <w:iCs/>
+          <w:noProof/>
+          <w:color w:val="1F497D" w:themeColor="text2"/>
+          <w:sz w:val="28"/>
+          <w:szCs w:val="28"/>
+          <w:lang w:val="el-GR" w:eastAsia="en-GB"/>
+        </w:rPr>
+        <w:t>ἀνέσεως</w:t>
+      </w:r>
+      <w:r>
+        <w:rPr>
+          <w:rFonts w:ascii="Gentium" w:hAnsi="Gentium" w:cs="Gentium"/>
+          <w:i/>
+          <w:iCs/>
+          <w:noProof/>
+          <w:color w:val="1F497D" w:themeColor="text2"/>
+          <w:sz w:val="28"/>
+          <w:szCs w:val="28"/>
+          <w:lang w:val="el-GR" w:eastAsia="en-GB"/>
+        </w:rPr>
+        <w:t xml:space="preserve"> </w:t>
+      </w:r>
+      <w:r>
+        <w:rPr>
+          <w:rFonts w:ascii="Gentium" w:hAnsi="Gentium" w:cs="Gentium"/>
+          <w:i/>
+          <w:iCs/>
+          <w:noProof/>
+          <w:color w:val="1F497D" w:themeColor="text2"/>
+          <w:sz w:val="28"/>
+          <w:szCs w:val="28"/>
+          <w:lang w:val="el-GR" w:eastAsia="en-GB"/>
+        </w:rPr>
+        <w:t>ἐν τῇ βασιλείᾳ τοῦ πατρός μου.</w:t>
       </w:r>
       <w:r>
         <w:rPr>
@@ -1701,7 +1818,46 @@
           <w:szCs w:val="28"/>
           <w:lang w:val="el-GR" w:eastAsia="en-GB"/>
         </w:rPr>
-        <w:t>Τότε λαβὼν ὁ Ἀνδρέας τὸ ἄροτρον ἐκ τοῦ Πέτρου ἔσπειρεν τὸν σῖτον καὶ εὐλογήσας εἶπεν· Ὁ σπόρος ὁ εἰς τὴν γῆν ἐρριμμένος ἐν τῷ ἀγρῷ τῶν δικαίων ἔρχου.</w:t>
+        <w:t xml:space="preserve">Τότε λαβὼν ὁ Ἀνδρέας τὸ ἄροτρον ἐκ τοῦ Πέτρου ἔσπειρεν τὸν σῖτον καὶ εὐλογήσας εἶπεν· Ὁ σπόρος ὁ εἰς τὴν γῆν </w:t>
+      </w:r>
+      <w:r>
+        <w:rPr>
+          <w:rFonts w:ascii="Gentium" w:hAnsi="Gentium" w:cs="Gentium"/>
+          <w:i/>
+          <w:iCs/>
+          <w:noProof/>
+          <w:color w:val="1F497D" w:themeColor="text2"/>
+          <w:sz w:val="28"/>
+          <w:szCs w:val="28"/>
+          <w:lang w:val="el-GR" w:eastAsia="en-GB"/>
+        </w:rPr>
+        <w:t>ρημένος</w:t>
+      </w:r>
+      <w:r>
+        <w:rPr>
+          <w:rFonts w:ascii="Gentium" w:hAnsi="Gentium" w:cs="Gentium"/>
+          <w:i/>
+          <w:iCs/>
+          <w:noProof/>
+          <w:color w:val="1F497D" w:themeColor="text2"/>
+          <w:sz w:val="28"/>
+          <w:szCs w:val="28"/>
+          <w:lang w:val="el-GR" w:eastAsia="en-GB"/>
+        </w:rPr>
+        <w:t xml:space="preserve"> </w:t>
+      </w:r>
+      <w:r>
+        <w:rPr>
+          <w:rFonts w:ascii="Gentium" w:hAnsi="Gentium" w:cs="Gentium"/>
+          <w:i/>
+          <w:iCs/>
+          <w:noProof/>
+          <w:color w:val="1F497D" w:themeColor="text2"/>
+          <w:sz w:val="28"/>
+          <w:szCs w:val="28"/>
+          <w:lang w:val="el-GR" w:eastAsia="en-GB"/>
+        </w:rPr>
+        <w:t>ἐν τῷ ἀγρῷ τῶν δικαίων ἔρχου.</w:t>
       </w:r>
       <w:r>
         <w:rPr>
@@ -1875,7 +2031,33 @@
           <w:szCs w:val="28"/>
           <w:lang w:val="el-GR" w:eastAsia="en-GB"/>
         </w:rPr>
-        <w:t>Ἐλθὼν δὲ ὁ γεωργὸς μετὰ τῶν ἄρτων καὶ ἀναβλέψας εἶδε πάντα τὸν ἀργὸν πλήρης στάχυος· ἔθηκε δὲ τοὺς ἄρτους ἐν τῇ γῇ παρὰ τοὺς πόδας τῶν ἀποστόλων</w:t>
+        <w:t xml:space="preserve">Ἐλθὼν δὲ ὁ γεωργὸς μετὰ τῶν ἄρτων καὶ ἀναβλέψας εἶδε πάντα τὸν ἀργὸν πλήρης </w:t>
+      </w:r>
+      <w:r>
+        <w:rPr>
+          <w:rFonts w:ascii="Gentium" w:hAnsi="Gentium" w:cs="Gentium"/>
+          <w:i/>
+          <w:iCs/>
+          <w:noProof/>
+          <w:color w:val="1F497D" w:themeColor="text2"/>
+          <w:sz w:val="28"/>
+          <w:szCs w:val="28"/>
+          <w:lang w:val="el-GR" w:eastAsia="en-GB"/>
+        </w:rPr>
+        <w:t>στάχυας</w:t>
+      </w:r>
+      <w:r>
+        <w:rPr>
+          <w:rFonts w:ascii="Gentium" w:hAnsi="Gentium" w:cs="Gentium"/>
+          <w:i/>
+          <w:iCs/>
+          <w:noProof/>
+          <w:color w:val="1F497D" w:themeColor="text2"/>
+          <w:sz w:val="28"/>
+          <w:szCs w:val="28"/>
+          <w:lang w:val="el-GR" w:eastAsia="en-GB"/>
+        </w:rPr>
+        <w:t>· ἔθηκε δὲ τοὺς ἄρτους ἐν τῇ γῇ παρὰ τοὺς πόδας τῶν ἀποστόλων</w:t>
       </w:r>
       <w:r>
         <w:rPr>
@@ -2120,7 +2302,33 @@
           <w:szCs w:val="28"/>
           <w:lang w:val="el-GR" w:eastAsia="en-GB"/>
         </w:rPr>
-        <w:t>Ἀπεκρίθη ὁ γέρων· Πάτερ, ἀφελῶ ταῦτα πάντα καὶ ἀκολουθήσω ὑμῖν ὅπου ἐὰν ἀπέρχησθε.</w:t>
+        <w:t xml:space="preserve">Ἀπεκρίθη ὁ γέρων· Πάτερ, ἀφελῶ ταῦτα πάντα καὶ ἀκολουθήσω ὑμῖν ὅπου ἐὰν </w:t>
+      </w:r>
+      <w:r>
+        <w:rPr>
+          <w:rFonts w:ascii="Gentium" w:hAnsi="Gentium" w:cs="Gentium"/>
+          <w:i/>
+          <w:iCs/>
+          <w:noProof/>
+          <w:color w:val="1F497D" w:themeColor="text2"/>
+          <w:sz w:val="28"/>
+          <w:szCs w:val="28"/>
+          <w:lang w:val="el-GR" w:eastAsia="en-GB"/>
+        </w:rPr>
+        <w:t>ἀπέρχεσθε</w:t>
+      </w:r>
+      <w:r>
+        <w:rPr>
+          <w:rFonts w:ascii="Gentium" w:hAnsi="Gentium" w:cs="Gentium"/>
+          <w:i/>
+          <w:iCs/>
+          <w:noProof/>
+          <w:color w:val="1F497D" w:themeColor="text2"/>
+          <w:sz w:val="28"/>
+          <w:szCs w:val="28"/>
+          <w:lang w:val="el-GR" w:eastAsia="en-GB"/>
+        </w:rPr>
+        <w:t>.</w:t>
       </w:r>
       <w:r>
         <w:rPr>
@@ -2161,7 +2369,111 @@
           <w:szCs w:val="28"/>
           <w:lang w:val="el-GR" w:eastAsia="en-GB"/>
         </w:rPr>
-        <w:t>Λέγει αὐτῷ ὁ Πέτρος· Οὐκ οὕτως ἔσται· ἀλλὰ πορεύου καὶ δὸς τοὺς βόας τῷ κυρίῳ αὐτῶν, καὶ ἀνάγγειλον τῇ γυναικί σου καὶ τοῖς τέκνοις σου· οὐ γὰρ οἴδασιν ἔφθασεν αὐτοὺς ἡ χάρις τοῦ θεοῦ.</w:t>
+        <w:t xml:space="preserve">Λέγει αὐτῷ ὁ Πέτρος· Οὐκ οὕτως ἔσται· ἀλλὰ πορεύου καὶ δὸς τοὺς βόας </w:t>
+      </w:r>
+      <w:r>
+        <w:rPr>
+          <w:rFonts w:ascii="Gentium" w:hAnsi="Gentium" w:cs="Gentium"/>
+          <w:i/>
+          <w:iCs/>
+          <w:noProof/>
+          <w:color w:val="1F497D" w:themeColor="text2"/>
+          <w:sz w:val="28"/>
+          <w:szCs w:val="28"/>
+          <w:lang w:val="el-GR" w:eastAsia="en-GB"/>
+        </w:rPr>
+        <w:t>τοῦ</w:t>
+      </w:r>
+      <w:r>
+        <w:rPr>
+          <w:rFonts w:ascii="Gentium" w:hAnsi="Gentium" w:cs="Gentium"/>
+          <w:i/>
+          <w:iCs/>
+          <w:noProof/>
+          <w:color w:val="1F497D" w:themeColor="text2"/>
+          <w:sz w:val="28"/>
+          <w:szCs w:val="28"/>
+          <w:lang w:eastAsia="en-GB"/>
+        </w:rPr>
+        <w:t xml:space="preserve"> </w:t>
+      </w:r>
+      <w:r>
+        <w:rPr>
+          <w:rFonts w:ascii="Gentium" w:hAnsi="Gentium" w:cs="Gentium"/>
+          <w:i/>
+          <w:iCs/>
+          <w:noProof/>
+          <w:color w:val="1F497D" w:themeColor="text2"/>
+          <w:sz w:val="28"/>
+          <w:szCs w:val="28"/>
+          <w:lang w:val="el-GR" w:eastAsia="en-GB"/>
+        </w:rPr>
+        <w:t xml:space="preserve">κυρίου </w:t>
+      </w:r>
+      <w:r>
+        <w:rPr>
+          <w:rFonts w:ascii="Gentium" w:hAnsi="Gentium" w:cs="Gentium"/>
+          <w:i/>
+          <w:iCs/>
+          <w:noProof/>
+          <w:color w:val="1F497D" w:themeColor="text2"/>
+          <w:sz w:val="28"/>
+          <w:szCs w:val="28"/>
+          <w:lang w:val="el-GR" w:eastAsia="en-GB"/>
+        </w:rPr>
+        <w:t xml:space="preserve">αὐτῶν, καὶ ἀνάγγειλον τῇ γυναικί σου καὶ </w:t>
+      </w:r>
+      <w:r>
+        <w:rPr>
+          <w:rFonts w:ascii="Gentium" w:hAnsi="Gentium" w:cs="Gentium"/>
+          <w:i/>
+          <w:iCs/>
+          <w:noProof/>
+          <w:color w:val="1F497D" w:themeColor="text2"/>
+          <w:sz w:val="28"/>
+          <w:szCs w:val="28"/>
+          <w:lang w:val="el-GR" w:eastAsia="en-GB"/>
+        </w:rPr>
+        <w:t>τῶν</w:t>
+      </w:r>
+      <w:r>
+        <w:rPr>
+          <w:rFonts w:ascii="Gentium" w:hAnsi="Gentium" w:cs="Gentium"/>
+          <w:i/>
+          <w:iCs/>
+          <w:noProof/>
+          <w:color w:val="1F497D" w:themeColor="text2"/>
+          <w:sz w:val="28"/>
+          <w:szCs w:val="28"/>
+          <w:lang w:val="el-GR" w:eastAsia="en-GB"/>
+        </w:rPr>
+        <w:t xml:space="preserve"> τέκνων</w:t>
+      </w:r>
+      <w:r>
+        <w:rPr>
+          <w:rFonts w:ascii="Gentium" w:hAnsi="Gentium" w:cs="Gentium"/>
+          <w:i/>
+          <w:iCs/>
+          <w:noProof/>
+          <w:color w:val="1F497D" w:themeColor="text2"/>
+          <w:sz w:val="28"/>
+          <w:szCs w:val="28"/>
+          <w:lang w:val="el-GR" w:eastAsia="en-GB"/>
+        </w:rPr>
+        <w:t xml:space="preserve"> </w:t>
+      </w:r>
+      <w:r>
+        <w:rPr>
+          <w:rFonts w:ascii="Gentium" w:hAnsi="Gentium" w:cs="Gentium"/>
+          <w:i/>
+          <w:iCs/>
+          <w:noProof/>
+          <w:color w:val="1F497D" w:themeColor="text2"/>
+          <w:sz w:val="28"/>
+          <w:szCs w:val="28"/>
+          <w:lang w:val="el-GR" w:eastAsia="en-GB"/>
+        </w:rPr>
+        <w:t>σου· οὐ γὰρ οἴδασιν ἔφθασεν αὐτοὺς ἡ χάρις τοῦ θεοῦ.</w:t>
       </w:r>
       <w:r>
         <w:rPr>
@@ -2468,7 +2780,59 @@
           <w:szCs w:val="28"/>
           <w:lang w:val="el-GR" w:eastAsia="en-GB"/>
         </w:rPr>
-        <w:t>Καὶ ἀκούσαντες οἱ πρῶτοι τῆς πόλεως τὰ γενόμενα καὶ ἀποστείλαντες ἐκάλεσαν τὸν γέροντα καὶ ἐπυνθάνοντο· Ποῦ εὗρες τοὺς στάχυας μὴ ὄντος καιροῦ θέρους;</w:t>
+        <w:t xml:space="preserve">Καὶ ἀκούσαντες οἱ πρῶτοι τῆς πόλεως τὰ γενόμενα καὶ ἀποστείλαντες ἐκάλεσαν τὸν γέροντα καὶ ἐπυνθάνοντο· Ποῦ εὗρες τοὺς στάχυας μὴ ὄντος </w:t>
+      </w:r>
+      <w:r>
+        <w:rPr>
+          <w:rFonts w:ascii="Gentium" w:hAnsi="Gentium" w:cs="Gentium"/>
+          <w:i/>
+          <w:iCs/>
+          <w:noProof/>
+          <w:color w:val="1F497D" w:themeColor="text2"/>
+          <w:sz w:val="28"/>
+          <w:szCs w:val="28"/>
+          <w:lang w:val="el-GR" w:eastAsia="en-GB"/>
+        </w:rPr>
+        <w:t>καιρ</w:t>
+      </w:r>
+      <w:r>
+        <w:rPr>
+          <w:rFonts w:ascii="Gentium" w:hAnsi="Gentium" w:cs="Gentium"/>
+          <w:i/>
+          <w:iCs/>
+          <w:noProof/>
+          <w:color w:val="1F497D" w:themeColor="text2"/>
+          <w:sz w:val="28"/>
+          <w:szCs w:val="28"/>
+          <w:lang w:val="el-GR" w:eastAsia="en-GB"/>
+        </w:rPr>
+        <w:t>ὸς</w:t>
+      </w:r>
+      <w:r>
+        <w:rPr>
+          <w:rFonts w:ascii="Gentium" w:hAnsi="Gentium" w:cs="Gentium"/>
+          <w:i/>
+          <w:iCs/>
+          <w:noProof/>
+          <w:color w:val="1F497D" w:themeColor="text2"/>
+          <w:sz w:val="28"/>
+          <w:szCs w:val="28"/>
+          <w:lang w:val="el-GR" w:eastAsia="en-GB"/>
+        </w:rPr>
+        <w:t xml:space="preserve"> </w:t>
+      </w:r>
+      <w:r>
+        <w:rPr>
+          <w:rFonts w:ascii="Gentium" w:hAnsi="Gentium" w:cs="Gentium"/>
+          <w:i/>
+          <w:iCs/>
+          <w:noProof/>
+          <w:color w:val="1F497D" w:themeColor="text2"/>
+          <w:sz w:val="28"/>
+          <w:szCs w:val="28"/>
+          <w:lang w:val="el-GR" w:eastAsia="en-GB"/>
+        </w:rPr>
+        <w:t>θέρους;</w:t>
       </w:r>
       <w:r>
         <w:rPr>
@@ -2632,7 +2996,7 @@
           <w:szCs w:val="28"/>
           <w:lang w:val="el-GR" w:eastAsia="en-GB"/>
         </w:rPr>
-        <w:t>ἐγὼ γὰρ εὗρον τὴν αἰώνιον ζωήν· ἐὰν θέλητε τὴν ἀλήθειαν μαθεῖν, ἄνθρωποι παρεγένοντο πρός με ἐν τοσεκυνῷ ἀγρῷ μου· κἀγὼ ἔσπειρον· καὶ ἠρώτησάν με λέγοντες· Ἔχεις ἄρτους ἵνα δώῃς ἡμῖν;</w:t>
+        <w:t>ἐγὼ γὰρ εὗρον τὴν αἰώνιον ζωήν· ἐὰν θέλητε τὴν ἀλήθειαν μαθεῖν, ἄνθρωποι παρεγένοντο πρός με ἐν τοσεκυνῷ ἀγρῷ μου· κἀγὼ ἔσπερον· καὶ ἠρώτησάν με λέγοντες· Ἔχεις ἄρτους ἵνα δώῃς ἡμῖν;</w:t>
       </w:r>
       <w:r>
         <w:rPr>
@@ -2755,7 +3119,7 @@
           <w:szCs w:val="28"/>
           <w:lang w:val="el-GR" w:eastAsia="en-GB"/>
         </w:rPr>
-        <w:t>καὶ ἐὰν βούλεσθε ἰδεῖν αὐτούς, πορεύεσθε πρὸς αὐτοὺς ἐν εἰρήνῃ· εἰ δὲ μή γε, μείνατε ὀλίγον εὐτρεπίσαι με τὸν οἶκόν μου, ἵνα εἰσέλθωσιν καὶ θεωρῆτε αὐτούς.</w:t>
+        <w:t>καὶ ἐὰν βούλεσθε ἰδεῖν αὐτούς, πορεύεσθε πρὸς αὐτοὺς ἐν εἰρήνῃ· εἰ δὲ μή γε, μείνατε ὀλίγον εὐτρεπίσαι τὸν οἶκόν μου, ἵνα εἰσέλθωσιν καὶ θεωρῆτε αὐτούς.</w:t>
       </w:r>
       <w:r>
         <w:rPr>
@@ -3133,7 +3497,7 @@
           <w:szCs w:val="28"/>
           <w:lang w:val="el-GR" w:eastAsia="en-GB"/>
         </w:rPr>
-        <w:t>καὶ μή πως αἰτήσωνται κατακλυσμόν, καὶ ὑπακούσῃ αὐτῶν· ἐὰν δὲ καὶ πῦρ αἰτήσωνται, ποιήσει οὕτως.</w:t>
+        <w:t>καὶ μή πως αἰτήσωνται κατακλυσμόν, ὑπακούσῃ αὐτῶν· ἐὰν δὲ καὶ πῦρ αἰτήσωνται, ποιήσει οὕτως.</w:t>
       </w:r>
       <w:r>
         <w:rPr>
@@ -3215,7 +3579,7 @@
           <w:szCs w:val="28"/>
           <w:lang w:val="el-GR" w:eastAsia="en-GB"/>
         </w:rPr>
-        <w:t>Ἔκλαιον δὲ καὶ ὀδυρόμενοι καὶ ἔλεγον· Ἄλλο τι ἔχομεν ποιῆσαι;</w:t>
+        <w:t>Ἔκλαιον δὲ ὀδυρόμενοι καὶ ἔλεγον· Ἄλλο τι ἔχομεν ποιῆσαι;</w:t>
       </w:r>
     </w:p>
     <w:p>
@@ -3307,7 +3671,41 @@
           <w:szCs w:val="28"/>
           <w:lang w:val="el-GR" w:eastAsia="en-GB"/>
         </w:rPr>
-        <w:t>Εἷς δὲ ἐξ αὐτῶν πλησθεὶς ὀργῆς καὶ θυμοῦ λέγει πρὸς αὐτούς· Ἐὰν ἀκούσητέ μου, οὐκ ἀφήσω αὐτοὺς εἰσελθεῖν ἐνταῦθα.</w:t>
+        <w:t xml:space="preserve">Εἷς δὲ ἐξ αὐτῶν πλησθεὶς ὀργῆς καὶ θυμοῦ λέγει πρὸς αὐτούς· Ἐὰν </w:t>
+      </w:r>
+      <w:r>
+        <w:rPr>
+          <w:rFonts w:ascii="Gentium" w:hAnsi="Gentium" w:cs="Gentium"/>
+          <w:i/>
+          <w:iCs/>
+          <w:noProof/>
+          <w:color w:val="1F497D" w:themeColor="text2"/>
+          <w:sz w:val="28"/>
+          <w:szCs w:val="28"/>
+          <w:lang w:val="el-GR" w:eastAsia="en-GB"/>
+        </w:rPr>
+        <w:t>ἀκούσετέ</w:t>
+      </w:r>
+      <w:r>
+        <w:rPr>
+          <w:rFonts w:ascii="Book Antiqua" w:hAnsi="Book Antiqua"/>
+          <w:sz w:val="22"/>
+          <w:szCs w:val="22"/>
+        </w:rPr>
+        <w:t xml:space="preserve"> </w:t>
+      </w:r>
+      <w:r>
+        <w:rPr>
+          <w:rFonts w:ascii="Gentium" w:hAnsi="Gentium" w:cs="Gentium"/>
+          <w:i/>
+          <w:iCs/>
+          <w:noProof/>
+          <w:color w:val="1F497D" w:themeColor="text2"/>
+          <w:sz w:val="28"/>
+          <w:szCs w:val="28"/>
+          <w:lang w:val="el-GR" w:eastAsia="en-GB"/>
+        </w:rPr>
+        <w:t>μου, οὐκ ἀφήσω αὐτοὺς εἰσελθεῖν ἐνταῦθα.</w:t>
       </w:r>
       <w:r>
         <w:rPr>
@@ -5051,7 +5449,85 @@
           <w:szCs w:val="28"/>
           <w:lang w:val="el-GR" w:eastAsia="en-GB"/>
         </w:rPr>
-        <w:t>Τῆς δὲ ῥαφῆς ἐνεχθείσης καὶ παντὸς τοῦ πλήθους τῆς πόλεως ἱσταμένων πρὸς θεωρίαν, ἀναβλέψας ὁ Πέτρος εἶδεν κάμηλον ἐρχομένον· εἶπεν δὲ ἐνεχθῆναι αὐτόν.</w:t>
+        <w:t xml:space="preserve">Τῆς δὲ ῥαφῆς ἐνεχθείσης καὶ παντὸς τοῦ πλήθους τῆς πόλεως ἱσταμένων πρὸς θεωρίαν, ἀναβλέψας ὁ Πέτρος εἶδεν κάμηλον </w:t>
+      </w:r>
+      <w:r>
+        <w:rPr>
+          <w:rFonts w:ascii="Gentium" w:hAnsi="Gentium" w:cs="Gentium"/>
+          <w:i/>
+          <w:iCs/>
+          <w:noProof/>
+          <w:color w:val="1F497D" w:themeColor="text2"/>
+          <w:sz w:val="28"/>
+          <w:szCs w:val="28"/>
+          <w:lang w:val="el-GR" w:eastAsia="en-GB"/>
+        </w:rPr>
+        <w:t>ἐρχομένην</w:t>
+      </w:r>
+      <w:r>
+        <w:rPr>
+          <w:rFonts w:ascii="Gentium" w:hAnsi="Gentium" w:cs="Gentium"/>
+          <w:i/>
+          <w:iCs/>
+          <w:noProof/>
+          <w:color w:val="1F497D" w:themeColor="text2"/>
+          <w:sz w:val="28"/>
+          <w:szCs w:val="28"/>
+          <w:lang w:val="el-GR" w:eastAsia="en-GB"/>
+        </w:rPr>
+        <w:t xml:space="preserve">· εἶπεν δὲ ἐνεχθῆναι </w:t>
+      </w:r>
+      <w:r>
+        <w:rPr>
+          <w:rFonts w:ascii="Gentium" w:hAnsi="Gentium" w:cs="Gentium"/>
+          <w:i/>
+          <w:iCs/>
+          <w:noProof/>
+          <w:color w:val="1F497D" w:themeColor="text2"/>
+          <w:sz w:val="28"/>
+          <w:szCs w:val="28"/>
+          <w:lang w:val="el-GR" w:eastAsia="en-GB"/>
+        </w:rPr>
+        <w:t>αὐτ</w:t>
+      </w:r>
+      <w:r>
+        <w:rPr>
+          <w:rFonts w:ascii="Gentium" w:hAnsi="Gentium" w:cs="Gentium"/>
+          <w:i/>
+          <w:iCs/>
+          <w:noProof/>
+          <w:color w:val="1F497D" w:themeColor="text2"/>
+          <w:sz w:val="28"/>
+          <w:szCs w:val="28"/>
+          <w:lang w:val="el-GR" w:eastAsia="en-GB"/>
+        </w:rPr>
+        <w:t>ή</w:t>
+      </w:r>
+      <w:r>
+        <w:rPr>
+          <w:rFonts w:ascii="Gentium" w:hAnsi="Gentium" w:cs="Gentium"/>
+          <w:i/>
+          <w:iCs/>
+          <w:noProof/>
+          <w:color w:val="1F497D" w:themeColor="text2"/>
+          <w:sz w:val="28"/>
+          <w:szCs w:val="28"/>
+          <w:lang w:val="el-GR" w:eastAsia="en-GB"/>
+        </w:rPr>
+        <w:t>ν</w:t>
+      </w:r>
+      <w:r>
+        <w:rPr>
+          <w:rFonts w:ascii="Gentium" w:hAnsi="Gentium" w:cs="Gentium"/>
+          <w:i/>
+          <w:iCs/>
+          <w:noProof/>
+          <w:color w:val="1F497D" w:themeColor="text2"/>
+          <w:sz w:val="28"/>
+          <w:szCs w:val="28"/>
+          <w:lang w:val="el-GR" w:eastAsia="en-GB"/>
+        </w:rPr>
+        <w:t>.</w:t>
       </w:r>
       <w:r>
         <w:rPr>
@@ -6413,7 +6889,59 @@
           <w:szCs w:val="28"/>
           <w:lang w:val="el-GR" w:eastAsia="en-GB"/>
         </w:rPr>
-        <w:t>Εἰσελθόντων δὲ αὐτῶν ἐβαπτίσθησαν ἐν τῇ νυκτὶ ἐκείνῃ ψυχαὶ χίλιαι.</w:t>
+        <w:t xml:space="preserve">Εἰσελθόντων δὲ αὐτῶν ἐβαπτίσθησαν ἐν τῇ νυκτὶ ἐκείνῃ </w:t>
+      </w:r>
+      <w:r>
+        <w:rPr>
+          <w:rFonts w:ascii="Gentium" w:hAnsi="Gentium" w:cs="Gentium"/>
+          <w:i/>
+          <w:iCs/>
+          <w:noProof/>
+          <w:color w:val="1F497D" w:themeColor="text2"/>
+          <w:sz w:val="28"/>
+          <w:szCs w:val="28"/>
+          <w:lang w:val="el-GR" w:eastAsia="en-GB"/>
+        </w:rPr>
+        <w:t>ψυχα</w:t>
+      </w:r>
+      <w:r>
+        <w:rPr>
+          <w:rFonts w:ascii="Gentium" w:hAnsi="Gentium" w:cs="Gentium"/>
+          <w:i/>
+          <w:iCs/>
+          <w:noProof/>
+          <w:color w:val="1F497D" w:themeColor="text2"/>
+          <w:sz w:val="28"/>
+          <w:szCs w:val="28"/>
+          <w:lang w:val="el-GR" w:eastAsia="en-GB"/>
+        </w:rPr>
+        <w:t>ῖ</w:t>
+      </w:r>
+      <w:r>
+        <w:rPr>
+          <w:rFonts w:ascii="Gentium" w:hAnsi="Gentium" w:cs="Gentium"/>
+          <w:i/>
+          <w:iCs/>
+          <w:noProof/>
+          <w:color w:val="1F497D" w:themeColor="text2"/>
+          <w:sz w:val="28"/>
+          <w:szCs w:val="28"/>
+          <w:lang w:val="el-GR" w:eastAsia="en-GB"/>
+        </w:rPr>
+        <w:t>ς χιλίαις</w:t>
+      </w:r>
+      <w:r>
+        <w:rPr>
+          <w:rFonts w:ascii="Gentium" w:hAnsi="Gentium" w:cs="Gentium"/>
+          <w:i/>
+          <w:iCs/>
+          <w:noProof/>
+          <w:color w:val="1F497D" w:themeColor="text2"/>
+          <w:sz w:val="28"/>
+          <w:szCs w:val="28"/>
+          <w:lang w:val="el-GR" w:eastAsia="en-GB"/>
+        </w:rPr>
+        <w:t>.</w:t>
       </w:r>
     </w:p>
     <w:p>
@@ -6546,7 +7074,72 @@
           <w:szCs w:val="28"/>
           <w:lang w:val="el-GR" w:eastAsia="en-GB"/>
         </w:rPr>
-        <w:t>πάντα γὰρ τὰ ὑπάρχοντά μου δίδωμι τοῖς πτωχοῖς καὶ τὸν οἶκόν μου μοναστήριον παρθένων.</w:t>
+        <w:t xml:space="preserve">πάντα γὰρ </w:t>
+      </w:r>
+      <w:r>
+        <w:rPr>
+          <w:rFonts w:ascii="Gentium" w:hAnsi="Gentium" w:cs="Gentium"/>
+          <w:i/>
+          <w:iCs/>
+          <w:noProof/>
+          <w:color w:val="1F497D" w:themeColor="text2"/>
+          <w:sz w:val="28"/>
+          <w:szCs w:val="28"/>
+          <w:lang w:val="el-GR" w:eastAsia="en-GB"/>
+        </w:rPr>
+        <w:t>τὸν</w:t>
+      </w:r>
+      <w:r>
+        <w:rPr>
+          <w:rFonts w:ascii="Gentium" w:hAnsi="Gentium" w:cs="Gentium"/>
+          <w:i/>
+          <w:iCs/>
+          <w:noProof/>
+          <w:color w:val="1F497D" w:themeColor="text2"/>
+          <w:sz w:val="28"/>
+          <w:szCs w:val="28"/>
+          <w:lang w:eastAsia="en-GB"/>
+        </w:rPr>
+        <w:t xml:space="preserve"> </w:t>
+      </w:r>
+      <w:r>
+        <w:rPr>
+          <w:rFonts w:ascii="Gentium" w:hAnsi="Gentium" w:cs="Gentium"/>
+          <w:i/>
+          <w:iCs/>
+          <w:noProof/>
+          <w:color w:val="1F497D" w:themeColor="text2"/>
+          <w:sz w:val="28"/>
+          <w:szCs w:val="28"/>
+          <w:lang w:val="el-GR" w:eastAsia="en-GB"/>
+        </w:rPr>
+        <w:t>οἶκον</w:t>
+      </w:r>
+      <w:r>
+        <w:rPr>
+          <w:rFonts w:ascii="Gentium" w:hAnsi="Gentium" w:cs="Gentium"/>
+          <w:i/>
+          <w:iCs/>
+          <w:noProof/>
+          <w:color w:val="1F497D" w:themeColor="text2"/>
+          <w:sz w:val="28"/>
+          <w:szCs w:val="28"/>
+          <w:lang w:val="el-GR" w:eastAsia="en-GB"/>
+        </w:rPr>
+        <w:t xml:space="preserve"> </w:t>
+      </w:r>
+      <w:r>
+        <w:rPr>
+          <w:rFonts w:ascii="Gentium" w:hAnsi="Gentium" w:cs="Gentium"/>
+          <w:i/>
+          <w:iCs/>
+          <w:noProof/>
+          <w:color w:val="1F497D" w:themeColor="text2"/>
+          <w:sz w:val="28"/>
+          <w:szCs w:val="28"/>
+          <w:lang w:val="el-GR" w:eastAsia="en-GB"/>
+        </w:rPr>
+        <w:t>μου δίδωμι τοῖς πτωχοῖς καὶ τὸν οἶκόν μου μοναστήριον παρθένων.</w:t>
       </w:r>
       <w:r>
         <w:rPr>
